--- a/(e)CRF/Per protocolnaam/30_Leaflet on Orthotimer sensor.docx
+++ b/(e)CRF/Per protocolnaam/30_Leaflet on Orthotimer sensor.docx
@@ -24,7 +24,7 @@
           <w:szCs w:val="28"/>
           <w:lang w:val="fr-FR"/>
         </w:rPr>
-        <w:t xml:space="preserve">Appendix </w:t>
+        <w:t>eCRF Document 30: Leaflet on Orthotimer sensor</w:t>
       </w:r>
       <w:proofErr w:type="gramStart"/>
       <w:r>
@@ -36,7 +36,6 @@
           <w:szCs w:val="28"/>
           <w:lang w:val="fr-FR"/>
         </w:rPr>
-        <w:t>30</w:t>
       </w:r>
       <w:r>
         <w:rPr>
@@ -47,7 +46,6 @@
           <w:szCs w:val="28"/>
           <w:lang w:val="fr-FR"/>
         </w:rPr>
-        <w:t>:</w:t>
       </w:r>
       <w:proofErr w:type="gramEnd"/>
       <w:r>
@@ -59,7 +57,6 @@
           <w:szCs w:val="28"/>
           <w:lang w:val="fr-FR"/>
         </w:rPr>
-        <w:t xml:space="preserve"> </w:t>
       </w:r>
       <w:r>
         <w:rPr>
@@ -70,7 +67,6 @@
           <w:szCs w:val="28"/>
           <w:lang w:val="fr-FR"/>
         </w:rPr>
-        <w:t xml:space="preserve">Patient Leaflet on Orthotimer </w:t>
       </w:r>
       <w:proofErr w:type="spellStart"/>
       <w:r>
@@ -82,7 +78,6 @@
           <w:szCs w:val="28"/>
           <w:lang w:val="fr-FR"/>
         </w:rPr>
-        <w:t>sensor</w:t>
       </w:r>
       <w:proofErr w:type="spellEnd"/>
     </w:p>
